--- a/Template_TestCase.docx
+++ b/Template_TestCase.docx
@@ -51,10 +51,10 @@
           <w:szCs w:val="32"/>
         </w:rPr>
         <w:drawing>
-          <wp:inline distT="0" distB="0" distL="0" distR="0" wp14:anchorId="310F1C30" wp14:editId="76DF59EE">
-            <wp:extent cx="8102897" cy="3371850"/>
-            <wp:effectExtent l="0" t="0" r="0" b="0"/>
-            <wp:docPr id="1738525580" name="Picture 2"/>
+          <wp:inline distT="0" distB="0" distL="0" distR="0" wp14:anchorId="73F72876" wp14:editId="65BFBC16">
+            <wp:extent cx="8858250" cy="3686175"/>
+            <wp:effectExtent l="0" t="0" r="0" b="9525"/>
+            <wp:docPr id="1068174261" name="Picture 1"/>
             <wp:cNvGraphicFramePr>
               <a:graphicFrameLocks xmlns:a="http://schemas.openxmlformats.org/drawingml/2006/main" noChangeAspect="1"/>
             </wp:cNvGraphicFramePr>
@@ -62,7 +62,7 @@
               <a:graphicData uri="http://schemas.openxmlformats.org/drawingml/2006/picture">
                 <pic:pic xmlns:pic="http://schemas.openxmlformats.org/drawingml/2006/picture">
                   <pic:nvPicPr>
-                    <pic:cNvPr id="0" name="Picture 2"/>
+                    <pic:cNvPr id="0" name="Picture 1"/>
                     <pic:cNvPicPr>
                       <a:picLocks noChangeAspect="1" noChangeArrowheads="1"/>
                     </pic:cNvPicPr>
@@ -83,7 +83,7 @@
                   <pic:spPr bwMode="auto">
                     <a:xfrm>
                       <a:off x="0" y="0"/>
-                      <a:ext cx="8102897" cy="3371850"/>
+                      <a:ext cx="8858250" cy="3686175"/>
                     </a:xfrm>
                     <a:prstGeom prst="rect">
                       <a:avLst/>
@@ -154,7 +154,6 @@
           <w:sz w:val="32"/>
           <w:szCs w:val="32"/>
         </w:rPr>
-        <w:lastRenderedPageBreak/>
         <w:t>Top</w:t>
       </w:r>
       <w:r>
@@ -186,11 +185,11 @@
         <w:tblLook w:val="04A0" w:firstRow="1" w:lastRow="0" w:firstColumn="1" w:lastColumn="0" w:noHBand="0" w:noVBand="1"/>
       </w:tblPr>
       <w:tblGrid>
-        <w:gridCol w:w="2464"/>
-        <w:gridCol w:w="2464"/>
-        <w:gridCol w:w="1552"/>
+        <w:gridCol w:w="2465"/>
+        <w:gridCol w:w="2465"/>
+        <w:gridCol w:w="1551"/>
         <w:gridCol w:w="2812"/>
-        <w:gridCol w:w="1552"/>
+        <w:gridCol w:w="1551"/>
         <w:gridCol w:w="1552"/>
         <w:gridCol w:w="1552"/>
       </w:tblGrid>
@@ -389,8 +388,6 @@
                 <w:szCs w:val="32"/>
               </w:rPr>
             </w:pPr>
-            <w:proofErr w:type="spellStart"/>
-            <w:proofErr w:type="gramStart"/>
             <w:r>
               <w:rPr>
                 <w:rFonts w:ascii="TH SarabunPSK" w:hAnsi="TH SarabunPSK" w:cs="TH SarabunPSK"/>
@@ -399,8 +396,6 @@
               </w:rPr>
               <w:t>UniversalConverter</w:t>
             </w:r>
-            <w:proofErr w:type="spellEnd"/>
-            <w:proofErr w:type="gramEnd"/>
             <w:r>
               <w:rPr>
                 <w:rFonts w:ascii="TH SarabunPSK" w:hAnsi="TH SarabunPSK" w:cs="TH SarabunPSK"/>
@@ -419,7 +414,6 @@
                 <w:szCs w:val="32"/>
               </w:rPr>
             </w:pPr>
-            <w:proofErr w:type="spellStart"/>
             <w:r>
               <w:rPr>
                 <w:rFonts w:ascii="TH SarabunPSK" w:hAnsi="TH SarabunPSK" w:cs="TH SarabunPSK"/>
@@ -428,7 +422,6 @@
               </w:rPr>
               <w:t>WeightConverter</w:t>
             </w:r>
-            <w:proofErr w:type="spellEnd"/>
           </w:p>
         </w:tc>
         <w:tc>
@@ -445,8 +438,72 @@
                 <w:szCs w:val="32"/>
               </w:rPr>
             </w:pPr>
-            <w:proofErr w:type="spellStart"/>
-            <w:proofErr w:type="gramStart"/>
+            <w:r>
+              <w:rPr>
+                <w:rFonts w:ascii="TH SarabunPSK" w:hAnsi="TH SarabunPSK" w:cs="TH SarabunPSK"/>
+                <w:sz w:val="32"/>
+                <w:szCs w:val="32"/>
+              </w:rPr>
+              <w:t xml:space="preserve">DistanceConverter </w:t>
+            </w:r>
+            <w:r>
+              <w:rPr>
+                <w:rFonts w:ascii="TH SarabunPSK" w:hAnsi="TH SarabunPSK" w:cs="TH SarabunPSK"/>
+                <w:sz w:val="32"/>
+                <w:szCs w:val="32"/>
+              </w:rPr>
+              <w:t>,</w:t>
+            </w:r>
+            <w:r>
+              <w:rPr>
+                <w:rFonts w:ascii="TH SarabunPSK" w:hAnsi="TH SarabunPSK" w:cs="TH SarabunPSK"/>
+                <w:sz w:val="32"/>
+                <w:szCs w:val="32"/>
+              </w:rPr>
+              <w:t>TemperatureConverter</w:t>
+            </w:r>
+          </w:p>
+          <w:p>
+            <w:pPr>
+              <w:jc w:val="center"/>
+              <w:rPr>
+                <w:rFonts w:ascii="TH SarabunPSK" w:hAnsi="TH SarabunPSK" w:cs="TH SarabunPSK"/>
+                <w:sz w:val="32"/>
+                <w:szCs w:val="32"/>
+              </w:rPr>
+            </w:pPr>
+          </w:p>
+        </w:tc>
+        <w:tc>
+          <w:tcPr>
+            <w:tcW w:w="673" w:type="pct"/>
+            <w:vAlign w:val="center"/>
+          </w:tcPr>
+          <w:p>
+            <w:pPr>
+              <w:jc w:val="center"/>
+              <w:rPr>
+                <w:rFonts w:ascii="TH SarabunPSK" w:hAnsi="TH SarabunPSK" w:cs="TH SarabunPSK"/>
+                <w:sz w:val="32"/>
+                <w:szCs w:val="32"/>
+              </w:rPr>
+            </w:pPr>
+          </w:p>
+        </w:tc>
+        <w:tc>
+          <w:tcPr>
+            <w:tcW w:w="673" w:type="pct"/>
+            <w:vAlign w:val="center"/>
+          </w:tcPr>
+          <w:p>
+            <w:pPr>
+              <w:jc w:val="center"/>
+              <w:rPr>
+                <w:rFonts w:ascii="TH SarabunPSK" w:hAnsi="TH SarabunPSK" w:cs="TH SarabunPSK"/>
+                <w:sz w:val="32"/>
+                <w:szCs w:val="32"/>
+              </w:rPr>
+            </w:pPr>
             <w:r>
               <w:rPr>
                 <w:rFonts w:ascii="TH SarabunPSK" w:hAnsi="TH SarabunPSK" w:cs="TH SarabunPSK"/>
@@ -455,86 +512,6 @@
               </w:rPr>
               <w:t>DistanceConverter</w:t>
             </w:r>
-            <w:proofErr w:type="spellEnd"/>
-            <w:r>
-              <w:rPr>
-                <w:rFonts w:ascii="TH SarabunPSK" w:hAnsi="TH SarabunPSK" w:cs="TH SarabunPSK"/>
-                <w:sz w:val="32"/>
-                <w:szCs w:val="32"/>
-              </w:rPr>
-              <w:t xml:space="preserve"> </w:t>
-            </w:r>
-            <w:r>
-              <w:rPr>
-                <w:rFonts w:ascii="TH SarabunPSK" w:hAnsi="TH SarabunPSK" w:cs="TH SarabunPSK"/>
-                <w:sz w:val="32"/>
-                <w:szCs w:val="32"/>
-              </w:rPr>
-              <w:t>,</w:t>
-            </w:r>
-            <w:proofErr w:type="spellStart"/>
-            <w:r>
-              <w:rPr>
-                <w:rFonts w:ascii="TH SarabunPSK" w:hAnsi="TH SarabunPSK" w:cs="TH SarabunPSK"/>
-                <w:sz w:val="32"/>
-                <w:szCs w:val="32"/>
-              </w:rPr>
-              <w:t>TemperatureConverter</w:t>
-            </w:r>
-            <w:proofErr w:type="spellEnd"/>
-            <w:proofErr w:type="gramEnd"/>
-          </w:p>
-          <w:p>
-            <w:pPr>
-              <w:jc w:val="center"/>
-              <w:rPr>
-                <w:rFonts w:ascii="TH SarabunPSK" w:hAnsi="TH SarabunPSK" w:cs="TH SarabunPSK"/>
-                <w:sz w:val="32"/>
-                <w:szCs w:val="32"/>
-              </w:rPr>
-            </w:pPr>
-          </w:p>
-        </w:tc>
-        <w:tc>
-          <w:tcPr>
-            <w:tcW w:w="673" w:type="pct"/>
-            <w:vAlign w:val="center"/>
-          </w:tcPr>
-          <w:p>
-            <w:pPr>
-              <w:jc w:val="center"/>
-              <w:rPr>
-                <w:rFonts w:ascii="TH SarabunPSK" w:hAnsi="TH SarabunPSK" w:cs="TH SarabunPSK"/>
-                <w:sz w:val="32"/>
-                <w:szCs w:val="32"/>
-              </w:rPr>
-            </w:pPr>
-          </w:p>
-        </w:tc>
-        <w:tc>
-          <w:tcPr>
-            <w:tcW w:w="673" w:type="pct"/>
-            <w:vAlign w:val="center"/>
-          </w:tcPr>
-          <w:p>
-            <w:pPr>
-              <w:jc w:val="center"/>
-              <w:rPr>
-                <w:rFonts w:ascii="TH SarabunPSK" w:hAnsi="TH SarabunPSK" w:cs="TH SarabunPSK"/>
-                <w:sz w:val="32"/>
-                <w:szCs w:val="32"/>
-              </w:rPr>
-            </w:pPr>
-            <w:proofErr w:type="spellStart"/>
-            <w:r>
-              <w:rPr>
-                <w:rFonts w:ascii="TH SarabunPSK" w:hAnsi="TH SarabunPSK" w:cs="TH SarabunPSK"/>
-                <w:sz w:val="32"/>
-                <w:szCs w:val="32"/>
-              </w:rPr>
-              <w:t>DistanceConverter</w:t>
-            </w:r>
-            <w:proofErr w:type="spellEnd"/>
             <w:r>
               <w:rPr>
                 <w:rFonts w:ascii="TH SarabunPSK" w:hAnsi="TH SarabunPSK" w:cs="TH SarabunPSK"/>
@@ -703,8 +680,6 @@
                 <w:szCs w:val="32"/>
               </w:rPr>
             </w:pPr>
-            <w:proofErr w:type="spellStart"/>
-            <w:proofErr w:type="gramStart"/>
             <w:r>
               <w:rPr>
                 <w:rFonts w:ascii="TH SarabunPSK" w:hAnsi="TH SarabunPSK" w:cs="TH SarabunPSK"/>
@@ -713,8 +688,6 @@
               </w:rPr>
               <w:t>UniversalConverter</w:t>
             </w:r>
-            <w:proofErr w:type="spellEnd"/>
-            <w:proofErr w:type="gramEnd"/>
             <w:r>
               <w:rPr>
                 <w:rFonts w:ascii="TH SarabunPSK" w:hAnsi="TH SarabunPSK" w:cs="TH SarabunPSK"/>
@@ -733,7 +706,6 @@
                 <w:szCs w:val="32"/>
               </w:rPr>
             </w:pPr>
-            <w:proofErr w:type="spellStart"/>
             <w:r>
               <w:rPr>
                 <w:rFonts w:ascii="TH SarabunPSK" w:hAnsi="TH SarabunPSK" w:cs="TH SarabunPSK"/>
@@ -742,7 +714,6 @@
               </w:rPr>
               <w:t>DistanceConverter</w:t>
             </w:r>
-            <w:proofErr w:type="spellEnd"/>
           </w:p>
         </w:tc>
         <w:tc>
@@ -759,7 +730,6 @@
                 <w:szCs w:val="32"/>
               </w:rPr>
             </w:pPr>
-            <w:proofErr w:type="spellStart"/>
             <w:r>
               <w:rPr>
                 <w:rFonts w:ascii="TH SarabunPSK" w:hAnsi="TH SarabunPSK" w:cs="TH SarabunPSK"/>
@@ -768,7 +738,6 @@
               </w:rPr>
               <w:t>TemperatureConverter</w:t>
             </w:r>
-            <w:proofErr w:type="spellEnd"/>
             <w:r>
               <w:rPr>
                 <w:rFonts w:ascii="TH SarabunPSK" w:hAnsi="TH SarabunPSK" w:cs="TH SarabunPSK"/>
@@ -783,18 +752,8 @@
                 <w:sz w:val="32"/>
                 <w:szCs w:val="32"/>
               </w:rPr>
-              <w:t xml:space="preserve"> </w:t>
-            </w:r>
-            <w:proofErr w:type="spellStart"/>
-            <w:r>
-              <w:rPr>
-                <w:rFonts w:ascii="TH SarabunPSK" w:hAnsi="TH SarabunPSK" w:cs="TH SarabunPSK"/>
-                <w:sz w:val="32"/>
-                <w:szCs w:val="32"/>
-              </w:rPr>
-              <w:t>WeightConverter</w:t>
-            </w:r>
-            <w:proofErr w:type="spellEnd"/>
+              <w:t xml:space="preserve"> WeightConverter</w:t>
+            </w:r>
           </w:p>
         </w:tc>
         <w:tc>
@@ -891,18 +850,8 @@
                 <w:sz w:val="32"/>
                 <w:szCs w:val="32"/>
               </w:rPr>
-              <w:t xml:space="preserve"> </w:t>
-            </w:r>
-            <w:proofErr w:type="gramStart"/>
-            <w:r>
-              <w:rPr>
-                <w:rFonts w:ascii="TH SarabunPSK" w:hAnsi="TH SarabunPSK" w:cs="TH SarabunPSK"/>
-                <w:sz w:val="32"/>
-                <w:szCs w:val="32"/>
-              </w:rPr>
-              <w:t>meter</w:t>
-            </w:r>
-            <w:proofErr w:type="gramEnd"/>
+              <w:t xml:space="preserve"> meter</w:t>
+            </w:r>
           </w:p>
           <w:p>
             <w:pPr>
@@ -943,15 +892,7 @@
                 <w:sz w:val="32"/>
                 <w:szCs w:val="32"/>
               </w:rPr>
-              <w:t xml:space="preserve"> </w:t>
-            </w:r>
-            <w:r>
-              <w:rPr>
-                <w:rFonts w:ascii="TH SarabunPSK" w:hAnsi="TH SarabunPSK" w:cs="TH SarabunPSK"/>
-                <w:sz w:val="32"/>
-                <w:szCs w:val="32"/>
-              </w:rPr>
-              <w:t>meter</w:t>
+              <w:t xml:space="preserve"> meter</w:t>
             </w:r>
           </w:p>
         </w:tc>
@@ -995,8 +936,6 @@
                 <w:szCs w:val="32"/>
               </w:rPr>
             </w:pPr>
-            <w:proofErr w:type="spellStart"/>
-            <w:proofErr w:type="gramStart"/>
             <w:r>
               <w:rPr>
                 <w:rFonts w:ascii="TH SarabunPSK" w:hAnsi="TH SarabunPSK" w:cs="TH SarabunPSK"/>
@@ -1005,8 +944,6 @@
               </w:rPr>
               <w:t>UniversalConverter</w:t>
             </w:r>
-            <w:proofErr w:type="spellEnd"/>
-            <w:proofErr w:type="gramEnd"/>
             <w:r>
               <w:rPr>
                 <w:rFonts w:ascii="TH SarabunPSK" w:hAnsi="TH SarabunPSK" w:cs="TH SarabunPSK"/>
@@ -1025,7 +962,6 @@
                 <w:szCs w:val="32"/>
               </w:rPr>
             </w:pPr>
-            <w:proofErr w:type="spellStart"/>
             <w:r>
               <w:rPr>
                 <w:rFonts w:ascii="TH SarabunPSK" w:hAnsi="TH SarabunPSK" w:cs="TH SarabunPSK"/>
@@ -1034,7 +970,6 @@
               </w:rPr>
               <w:t>TemperatureConverter</w:t>
             </w:r>
-            <w:proofErr w:type="spellEnd"/>
           </w:p>
         </w:tc>
         <w:tc>
@@ -1051,7 +986,6 @@
                 <w:szCs w:val="32"/>
               </w:rPr>
             </w:pPr>
-            <w:proofErr w:type="spellStart"/>
             <w:r>
               <w:rPr>
                 <w:rFonts w:ascii="TH SarabunPSK" w:hAnsi="TH SarabunPSK" w:cs="TH SarabunPSK"/>
@@ -1060,7 +994,6 @@
               </w:rPr>
               <w:t>DistanceConverter</w:t>
             </w:r>
-            <w:proofErr w:type="spellEnd"/>
             <w:r>
               <w:rPr>
                 <w:rFonts w:ascii="TH SarabunPSK" w:hAnsi="TH SarabunPSK" w:cs="TH SarabunPSK"/>
@@ -1079,7 +1012,6 @@
                 <w:szCs w:val="32"/>
               </w:rPr>
             </w:pPr>
-            <w:proofErr w:type="spellStart"/>
             <w:r>
               <w:rPr>
                 <w:rFonts w:ascii="TH SarabunPSK" w:hAnsi="TH SarabunPSK" w:cs="TH SarabunPSK"/>
@@ -1088,7 +1020,6 @@
               </w:rPr>
               <w:t>WeightConverter</w:t>
             </w:r>
-            <w:proofErr w:type="spellEnd"/>
           </w:p>
           <w:p>
             <w:pPr>
@@ -1131,23 +1062,13 @@
                 <w:szCs w:val="32"/>
               </w:rPr>
             </w:pPr>
-            <w:proofErr w:type="spellStart"/>
-            <w:r>
-              <w:rPr>
-                <w:rFonts w:ascii="TH SarabunPSK" w:hAnsi="TH SarabunPSK" w:cs="TH SarabunPSK"/>
-                <w:sz w:val="32"/>
-                <w:szCs w:val="32"/>
-              </w:rPr>
-              <w:t>DistanceConverter</w:t>
-            </w:r>
-            <w:proofErr w:type="spellEnd"/>
-            <w:r>
-              <w:rPr>
-                <w:rFonts w:ascii="TH SarabunPSK" w:hAnsi="TH SarabunPSK" w:cs="TH SarabunPSK"/>
-                <w:sz w:val="32"/>
-                <w:szCs w:val="32"/>
-              </w:rPr>
-              <w:t>: 1000</w:t>
+            <w:r>
+              <w:rPr>
+                <w:rFonts w:ascii="TH SarabunPSK" w:hAnsi="TH SarabunPSK" w:cs="TH SarabunPSK"/>
+                <w:sz w:val="32"/>
+                <w:szCs w:val="32"/>
+              </w:rPr>
+              <w:t>DistanceConverter: 1000</w:t>
             </w:r>
             <w:r>
               <w:rPr>
@@ -1156,32 +1077,7 @@
                 <w:szCs w:val="32"/>
               </w:rPr>
               <w:br/>
-            </w:r>
-            <w:proofErr w:type="spellStart"/>
-            <w:r>
-              <w:rPr>
-                <w:rFonts w:ascii="TH SarabunPSK" w:hAnsi="TH SarabunPSK" w:cs="TH SarabunPSK"/>
-                <w:sz w:val="32"/>
-                <w:szCs w:val="32"/>
-              </w:rPr>
-              <w:t>WeightConverter</w:t>
-            </w:r>
-            <w:proofErr w:type="spellEnd"/>
-            <w:r>
-              <w:rPr>
-                <w:rFonts w:ascii="TH SarabunPSK" w:hAnsi="TH SarabunPSK" w:cs="TH SarabunPSK"/>
-                <w:sz w:val="32"/>
-                <w:szCs w:val="32"/>
-              </w:rPr>
-              <w:t>: 1</w:t>
-            </w:r>
-            <w:r>
-              <w:rPr>
-                <w:rFonts w:ascii="TH SarabunPSK" w:hAnsi="TH SarabunPSK" w:cs="TH SarabunPSK"/>
-                <w:sz w:val="32"/>
-                <w:szCs w:val="32"/>
-              </w:rPr>
-              <w:t xml:space="preserve"> </w:t>
+              <w:t xml:space="preserve">WeightConverter: 1 </w:t>
             </w:r>
           </w:p>
         </w:tc>
@@ -1296,7 +1192,7 @@
             <w:pPr>
               <w:jc w:val="center"/>
               <w:rPr>
-                <w:rFonts w:ascii="TH SarabunPSK" w:hAnsi="TH SarabunPSK" w:cs="TH SarabunPSK" w:hint="cs"/>
+                <w:rFonts w:ascii="TH SarabunPSK" w:hAnsi="TH SarabunPSK" w:cs="TH SarabunPSK"/>
                 <w:sz w:val="32"/>
                 <w:szCs w:val="32"/>
                 <w:cs/>
@@ -1338,8 +1234,6 @@
                 <w:szCs w:val="32"/>
               </w:rPr>
             </w:pPr>
-            <w:proofErr w:type="spellStart"/>
-            <w:proofErr w:type="gramStart"/>
             <w:r>
               <w:rPr>
                 <w:rFonts w:ascii="TH SarabunPSK" w:hAnsi="TH SarabunPSK" w:cs="TH SarabunPSK"/>
@@ -1348,8 +1242,6 @@
               </w:rPr>
               <w:t>UniversalConverter</w:t>
             </w:r>
-            <w:proofErr w:type="spellEnd"/>
-            <w:proofErr w:type="gramEnd"/>
             <w:r>
               <w:rPr>
                 <w:rFonts w:ascii="TH SarabunPSK" w:hAnsi="TH SarabunPSK" w:cs="TH SarabunPSK"/>
@@ -1368,7 +1260,6 @@
                 <w:szCs w:val="32"/>
               </w:rPr>
             </w:pPr>
-            <w:proofErr w:type="spellStart"/>
             <w:r>
               <w:rPr>
                 <w:rFonts w:ascii="TH SarabunPSK" w:hAnsi="TH SarabunPSK" w:cs="TH SarabunPSK"/>
@@ -1377,7 +1268,6 @@
               </w:rPr>
               <w:t>WeightConverter</w:t>
             </w:r>
-            <w:proofErr w:type="spellEnd"/>
             <w:r>
               <w:rPr>
                 <w:rFonts w:ascii="TH SarabunPSK" w:hAnsi="TH SarabunPSK" w:cs="TH SarabunPSK"/>
@@ -1396,7 +1286,6 @@
                 <w:szCs w:val="32"/>
               </w:rPr>
             </w:pPr>
-            <w:proofErr w:type="spellStart"/>
             <w:r>
               <w:rPr>
                 <w:rFonts w:ascii="TH SarabunPSK" w:hAnsi="TH SarabunPSK" w:cs="TH SarabunPSK"/>
@@ -1405,7 +1294,6 @@
               </w:rPr>
               <w:t>DistanceConverter</w:t>
             </w:r>
-            <w:proofErr w:type="spellEnd"/>
             <w:r>
               <w:rPr>
                 <w:rFonts w:ascii="TH SarabunPSK" w:hAnsi="TH SarabunPSK" w:cs="TH SarabunPSK"/>
@@ -1424,7 +1312,6 @@
                 <w:szCs w:val="32"/>
               </w:rPr>
             </w:pPr>
-            <w:proofErr w:type="gramStart"/>
             <w:r>
               <w:rPr>
                 <w:rFonts w:ascii="TH SarabunPSK" w:hAnsi="TH SarabunPSK" w:cs="TH SarabunPSK"/>
@@ -1433,7 +1320,6 @@
               </w:rPr>
               <w:t>,</w:t>
             </w:r>
-            <w:proofErr w:type="spellStart"/>
             <w:r>
               <w:rPr>
                 <w:rFonts w:ascii="TH SarabunPSK" w:hAnsi="TH SarabunPSK" w:cs="TH SarabunPSK"/>
@@ -1442,8 +1328,6 @@
               </w:rPr>
               <w:t>TemperatureConverter</w:t>
             </w:r>
-            <w:proofErr w:type="spellEnd"/>
-            <w:proofErr w:type="gramEnd"/>
           </w:p>
         </w:tc>
         <w:tc>
@@ -1580,7 +1464,7 @@
             <w:pPr>
               <w:jc w:val="center"/>
               <w:rPr>
-                <w:rFonts w:ascii="TH SarabunPSK" w:hAnsi="TH SarabunPSK" w:cs="TH SarabunPSK" w:hint="cs"/>
+                <w:rFonts w:ascii="TH SarabunPSK" w:hAnsi="TH SarabunPSK" w:cs="TH SarabunPSK"/>
                 <w:sz w:val="32"/>
                 <w:szCs w:val="32"/>
               </w:rPr>
@@ -1700,18 +1584,8 @@
                 <w:sz w:val="32"/>
                 <w:szCs w:val="32"/>
               </w:rPr>
-              <w:t xml:space="preserve"> </w:t>
-            </w:r>
-            <w:proofErr w:type="gramStart"/>
-            <w:r>
-              <w:rPr>
-                <w:rFonts w:ascii="TH SarabunPSK" w:hAnsi="TH SarabunPSK" w:cs="TH SarabunPSK"/>
-                <w:sz w:val="32"/>
-                <w:szCs w:val="32"/>
-              </w:rPr>
-              <w:t>kilogram</w:t>
-            </w:r>
-            <w:proofErr w:type="gramEnd"/>
+              <w:t xml:space="preserve"> kilogram</w:t>
+            </w:r>
           </w:p>
         </w:tc>
         <w:tc>
@@ -2480,60 +2354,6 @@
         </w:tc>
       </w:tr>
     </w:tbl>
-    <w:p>
-      <w:pPr>
-        <w:rPr>
-          <w:rFonts w:ascii="TH SarabunPSK" w:hAnsi="TH SarabunPSK" w:cs="TH SarabunPSK"/>
-          <w:sz w:val="32"/>
-          <w:szCs w:val="32"/>
-        </w:rPr>
-      </w:pPr>
-    </w:p>
-    <w:p>
-      <w:pPr>
-        <w:rPr>
-          <w:rFonts w:ascii="TH SarabunPSK" w:hAnsi="TH SarabunPSK" w:cs="TH SarabunPSK"/>
-          <w:sz w:val="32"/>
-          <w:szCs w:val="32"/>
-        </w:rPr>
-      </w:pPr>
-    </w:p>
-    <w:p>
-      <w:pPr>
-        <w:rPr>
-          <w:rFonts w:ascii="TH SarabunPSK" w:hAnsi="TH SarabunPSK" w:cs="TH SarabunPSK"/>
-          <w:sz w:val="32"/>
-          <w:szCs w:val="32"/>
-        </w:rPr>
-      </w:pPr>
-    </w:p>
-    <w:p>
-      <w:pPr>
-        <w:rPr>
-          <w:rFonts w:ascii="TH SarabunPSK" w:hAnsi="TH SarabunPSK" w:cs="TH SarabunPSK"/>
-          <w:sz w:val="32"/>
-          <w:szCs w:val="32"/>
-        </w:rPr>
-      </w:pPr>
-    </w:p>
-    <w:p>
-      <w:pPr>
-        <w:rPr>
-          <w:rFonts w:ascii="TH SarabunPSK" w:hAnsi="TH SarabunPSK" w:cs="TH SarabunPSK"/>
-          <w:sz w:val="32"/>
-          <w:szCs w:val="32"/>
-        </w:rPr>
-      </w:pPr>
-    </w:p>
-    <w:p>
-      <w:pPr>
-        <w:rPr>
-          <w:rFonts w:ascii="TH SarabunPSK" w:hAnsi="TH SarabunPSK" w:cs="TH SarabunPSK"/>
-          <w:sz w:val="32"/>
-          <w:szCs w:val="32"/>
-        </w:rPr>
-      </w:pPr>
-    </w:p>
     <w:p>
       <w:pPr>
         <w:rPr>
@@ -2561,6 +2381,7 @@
           <w:sz w:val="32"/>
           <w:szCs w:val="32"/>
         </w:rPr>
+        <w:lastRenderedPageBreak/>
         <w:t>Bottom-up Integration</w:t>
       </w:r>
     </w:p>
@@ -2571,8 +2392,8 @@
         <w:tblLook w:val="04A0" w:firstRow="1" w:lastRow="0" w:firstColumn="1" w:lastColumn="0" w:noHBand="0" w:noVBand="1"/>
       </w:tblPr>
       <w:tblGrid>
-        <w:gridCol w:w="2464"/>
-        <w:gridCol w:w="1914"/>
+        <w:gridCol w:w="2465"/>
+        <w:gridCol w:w="1913"/>
         <w:gridCol w:w="1914"/>
         <w:gridCol w:w="1914"/>
         <w:gridCol w:w="1914"/>
@@ -2774,7 +2595,6 @@
                 <w:szCs w:val="32"/>
               </w:rPr>
             </w:pPr>
-            <w:proofErr w:type="spellStart"/>
             <w:r>
               <w:rPr>
                 <w:rFonts w:ascii="TH SarabunPSK" w:hAnsi="TH SarabunPSK" w:cs="TH SarabunPSK"/>
@@ -2783,24 +2603,22 @@
               </w:rPr>
               <w:t>WeightConverter</w:t>
             </w:r>
-            <w:proofErr w:type="spellEnd"/>
-          </w:p>
-        </w:tc>
-        <w:tc>
-          <w:tcPr>
-            <w:tcW w:w="686" w:type="pct"/>
-            <w:vAlign w:val="center"/>
-          </w:tcPr>
-          <w:p>
-            <w:pPr>
-              <w:jc w:val="center"/>
-              <w:rPr>
-                <w:rFonts w:ascii="TH SarabunPSK" w:hAnsi="TH SarabunPSK" w:cs="TH SarabunPSK"/>
-                <w:sz w:val="32"/>
-                <w:szCs w:val="32"/>
-              </w:rPr>
-            </w:pPr>
-            <w:proofErr w:type="spellStart"/>
+          </w:p>
+        </w:tc>
+        <w:tc>
+          <w:tcPr>
+            <w:tcW w:w="686" w:type="pct"/>
+            <w:vAlign w:val="center"/>
+          </w:tcPr>
+          <w:p>
+            <w:pPr>
+              <w:jc w:val="center"/>
+              <w:rPr>
+                <w:rFonts w:ascii="TH SarabunPSK" w:hAnsi="TH SarabunPSK" w:cs="TH SarabunPSK"/>
+                <w:sz w:val="32"/>
+                <w:szCs w:val="32"/>
+              </w:rPr>
+            </w:pPr>
             <w:r>
               <w:rPr>
                 <w:rFonts w:ascii="TH SarabunPSK" w:hAnsi="TH SarabunPSK" w:cs="TH SarabunPSK"/>
@@ -2809,7 +2627,6 @@
               </w:rPr>
               <w:t>WegihtDriver</w:t>
             </w:r>
-            <w:proofErr w:type="spellEnd"/>
           </w:p>
         </w:tc>
         <w:tc>
@@ -2994,7 +2811,6 @@
                 <w:szCs w:val="32"/>
               </w:rPr>
             </w:pPr>
-            <w:proofErr w:type="spellStart"/>
             <w:r>
               <w:rPr>
                 <w:rFonts w:ascii="TH SarabunPSK" w:hAnsi="TH SarabunPSK" w:cs="TH SarabunPSK"/>
@@ -3003,7 +2819,6 @@
               </w:rPr>
               <w:t>DistanceConverter</w:t>
             </w:r>
-            <w:proofErr w:type="spellEnd"/>
             <w:r>
               <w:rPr>
                 <w:rFonts w:ascii="TH SarabunPSK" w:hAnsi="TH SarabunPSK" w:cs="TH SarabunPSK"/>
@@ -3037,7 +2852,6 @@
                 <w:szCs w:val="32"/>
               </w:rPr>
             </w:pPr>
-            <w:proofErr w:type="spellStart"/>
             <w:r>
               <w:rPr>
                 <w:rFonts w:ascii="TH SarabunPSK" w:hAnsi="TH SarabunPSK" w:cs="TH SarabunPSK"/>
@@ -3046,7 +2860,6 @@
               </w:rPr>
               <w:t>DistanceDriver</w:t>
             </w:r>
-            <w:proofErr w:type="spellEnd"/>
           </w:p>
         </w:tc>
         <w:tc>
@@ -3135,18 +2948,8 @@
                 <w:sz w:val="32"/>
                 <w:szCs w:val="32"/>
               </w:rPr>
-              <w:t xml:space="preserve"> </w:t>
-            </w:r>
-            <w:proofErr w:type="gramStart"/>
-            <w:r>
-              <w:rPr>
-                <w:rFonts w:ascii="TH SarabunPSK" w:hAnsi="TH SarabunPSK" w:cs="TH SarabunPSK"/>
-                <w:sz w:val="32"/>
-                <w:szCs w:val="32"/>
-              </w:rPr>
-              <w:t>meter</w:t>
-            </w:r>
-            <w:proofErr w:type="gramEnd"/>
+              <w:t xml:space="preserve"> meter</w:t>
+            </w:r>
           </w:p>
           <w:p>
             <w:pPr>
@@ -3238,7 +3041,6 @@
                 <w:szCs w:val="32"/>
               </w:rPr>
             </w:pPr>
-            <w:proofErr w:type="spellStart"/>
             <w:r>
               <w:rPr>
                 <w:rFonts w:ascii="TH SarabunPSK" w:hAnsi="TH SarabunPSK" w:cs="TH SarabunPSK"/>
@@ -3247,24 +3049,22 @@
               </w:rPr>
               <w:t>TemperatureConverter</w:t>
             </w:r>
-            <w:proofErr w:type="spellEnd"/>
-          </w:p>
-        </w:tc>
-        <w:tc>
-          <w:tcPr>
-            <w:tcW w:w="686" w:type="pct"/>
-            <w:vAlign w:val="center"/>
-          </w:tcPr>
-          <w:p>
-            <w:pPr>
-              <w:jc w:val="center"/>
-              <w:rPr>
-                <w:rFonts w:ascii="TH SarabunPSK" w:hAnsi="TH SarabunPSK" w:cs="TH SarabunPSK"/>
-                <w:sz w:val="32"/>
-                <w:szCs w:val="32"/>
-              </w:rPr>
-            </w:pPr>
-            <w:proofErr w:type="spellStart"/>
+          </w:p>
+        </w:tc>
+        <w:tc>
+          <w:tcPr>
+            <w:tcW w:w="686" w:type="pct"/>
+            <w:vAlign w:val="center"/>
+          </w:tcPr>
+          <w:p>
+            <w:pPr>
+              <w:jc w:val="center"/>
+              <w:rPr>
+                <w:rFonts w:ascii="TH SarabunPSK" w:hAnsi="TH SarabunPSK" w:cs="TH SarabunPSK"/>
+                <w:sz w:val="32"/>
+                <w:szCs w:val="32"/>
+              </w:rPr>
+            </w:pPr>
             <w:r>
               <w:rPr>
                 <w:rFonts w:ascii="TH SarabunPSK" w:hAnsi="TH SarabunPSK" w:cs="TH SarabunPSK"/>
@@ -3281,7 +3081,6 @@
               </w:rPr>
               <w:t>Dirver</w:t>
             </w:r>
-            <w:proofErr w:type="spellEnd"/>
           </w:p>
         </w:tc>
         <w:tc>
@@ -3414,7 +3213,6 @@
                 <w:sz w:val="32"/>
                 <w:szCs w:val="32"/>
               </w:rPr>
-              <w:lastRenderedPageBreak/>
               <w:t>273.15</w:t>
             </w:r>
             <w:r>
@@ -3476,8 +3274,6 @@
                 <w:szCs w:val="32"/>
               </w:rPr>
             </w:pPr>
-            <w:proofErr w:type="spellStart"/>
-            <w:proofErr w:type="gramStart"/>
             <w:r>
               <w:rPr>
                 <w:rFonts w:ascii="TH SarabunPSK" w:hAnsi="TH SarabunPSK" w:cs="TH SarabunPSK"/>
@@ -3486,8 +3282,6 @@
               </w:rPr>
               <w:t>UniversalConverter</w:t>
             </w:r>
-            <w:proofErr w:type="spellEnd"/>
-            <w:proofErr w:type="gramEnd"/>
             <w:r>
               <w:rPr>
                 <w:rFonts w:ascii="TH SarabunPSK" w:hAnsi="TH SarabunPSK" w:cs="TH SarabunPSK"/>
@@ -3506,7 +3300,6 @@
                 <w:szCs w:val="32"/>
               </w:rPr>
             </w:pPr>
-            <w:proofErr w:type="spellStart"/>
             <w:r>
               <w:rPr>
                 <w:rFonts w:ascii="TH SarabunPSK" w:hAnsi="TH SarabunPSK" w:cs="TH SarabunPSK"/>
@@ -3515,7 +3308,6 @@
               </w:rPr>
               <w:t>WeightConverter</w:t>
             </w:r>
-            <w:proofErr w:type="spellEnd"/>
             <w:r>
               <w:rPr>
                 <w:rFonts w:ascii="TH SarabunPSK" w:hAnsi="TH SarabunPSK" w:cs="TH SarabunPSK"/>
@@ -3534,7 +3326,6 @@
                 <w:szCs w:val="32"/>
               </w:rPr>
             </w:pPr>
-            <w:proofErr w:type="spellStart"/>
             <w:r>
               <w:rPr>
                 <w:rFonts w:ascii="TH SarabunPSK" w:hAnsi="TH SarabunPSK" w:cs="TH SarabunPSK"/>
@@ -3543,7 +3334,6 @@
               </w:rPr>
               <w:t>DistanceConverter</w:t>
             </w:r>
-            <w:proofErr w:type="spellEnd"/>
             <w:r>
               <w:rPr>
                 <w:rFonts w:ascii="TH SarabunPSK" w:hAnsi="TH SarabunPSK" w:cs="TH SarabunPSK"/>
@@ -3562,7 +3352,6 @@
                 <w:szCs w:val="32"/>
               </w:rPr>
             </w:pPr>
-            <w:proofErr w:type="gramStart"/>
             <w:r>
               <w:rPr>
                 <w:rFonts w:ascii="TH SarabunPSK" w:hAnsi="TH SarabunPSK" w:cs="TH SarabunPSK"/>
@@ -3571,7 +3360,6 @@
               </w:rPr>
               <w:t>,</w:t>
             </w:r>
-            <w:proofErr w:type="spellStart"/>
             <w:r>
               <w:rPr>
                 <w:rFonts w:ascii="TH SarabunPSK" w:hAnsi="TH SarabunPSK" w:cs="TH SarabunPSK"/>
@@ -3580,20 +3368,18 @@
               </w:rPr>
               <w:t>TemperatureConverter</w:t>
             </w:r>
-            <w:proofErr w:type="spellEnd"/>
-            <w:proofErr w:type="gramEnd"/>
-          </w:p>
-        </w:tc>
-        <w:tc>
-          <w:tcPr>
-            <w:tcW w:w="686" w:type="pct"/>
-            <w:vAlign w:val="center"/>
-          </w:tcPr>
-          <w:p>
-            <w:pPr>
-              <w:jc w:val="center"/>
-              <w:rPr>
-                <w:rFonts w:ascii="TH SarabunPSK" w:hAnsi="TH SarabunPSK" w:cs="TH SarabunPSK" w:hint="cs"/>
+          </w:p>
+        </w:tc>
+        <w:tc>
+          <w:tcPr>
+            <w:tcW w:w="686" w:type="pct"/>
+            <w:vAlign w:val="center"/>
+          </w:tcPr>
+          <w:p>
+            <w:pPr>
+              <w:jc w:val="center"/>
+              <w:rPr>
+                <w:rFonts w:ascii="TH SarabunPSK" w:hAnsi="TH SarabunPSK" w:cs="TH SarabunPSK"/>
                 <w:sz w:val="32"/>
                 <w:szCs w:val="32"/>
                 <w:cs/>
@@ -3679,23 +3465,7 @@
                 <w:sz w:val="32"/>
                 <w:szCs w:val="32"/>
               </w:rPr>
-              <w:t>0 C</w:t>
-            </w:r>
-            <w:r>
-              <w:rPr>
-                <w:rFonts w:ascii="TH SarabunPSK" w:hAnsi="TH SarabunPSK" w:cs="TH SarabunPSK"/>
-                <w:sz w:val="32"/>
-                <w:szCs w:val="32"/>
-              </w:rPr>
-              <w:t xml:space="preserve"> </w:t>
-            </w:r>
-            <w:r>
-              <w:rPr>
-                <w:rFonts w:ascii="TH SarabunPSK" w:hAnsi="TH SarabunPSK" w:cs="TH SarabunPSK"/>
-                <w:sz w:val="32"/>
-                <w:szCs w:val="32"/>
-              </w:rPr>
-              <w:t>-&gt;</w:t>
+              <w:t>0 C -&gt;</w:t>
             </w:r>
           </w:p>
           <w:p>
@@ -3781,30 +3551,40 @@
                 <w:sz w:val="32"/>
                 <w:szCs w:val="32"/>
               </w:rPr>
-              <w:t>000 gram -&gt; 1 kilogram</w:t>
-            </w:r>
-          </w:p>
-        </w:tc>
-        <w:tc>
-          <w:tcPr>
-            <w:tcW w:w="686" w:type="pct"/>
-            <w:vAlign w:val="center"/>
-          </w:tcPr>
-          <w:p>
-            <w:pPr>
-              <w:jc w:val="center"/>
-              <w:rPr>
-                <w:rFonts w:ascii="TH SarabunPSK" w:hAnsi="TH SarabunPSK" w:cs="TH SarabunPSK"/>
-                <w:sz w:val="32"/>
-                <w:szCs w:val="32"/>
-              </w:rPr>
-            </w:pPr>
-            <w:r>
-              <w:rPr>
-                <w:rFonts w:ascii="TH SarabunPSK" w:hAnsi="TH SarabunPSK" w:cs="TH SarabunPSK"/>
-                <w:sz w:val="32"/>
-                <w:szCs w:val="32"/>
-              </w:rPr>
+              <w:t xml:space="preserve">000 </w:t>
+            </w:r>
+            <w:r>
+              <w:rPr>
+                <w:rFonts w:ascii="TH SarabunPSK" w:hAnsi="TH SarabunPSK" w:cs="TH SarabunPSK"/>
+                <w:sz w:val="32"/>
+                <w:szCs w:val="32"/>
+              </w:rPr>
+              <w:lastRenderedPageBreak/>
+              <w:t>gram -&gt; 1 kilogram</w:t>
+            </w:r>
+          </w:p>
+        </w:tc>
+        <w:tc>
+          <w:tcPr>
+            <w:tcW w:w="686" w:type="pct"/>
+            <w:vAlign w:val="center"/>
+          </w:tcPr>
+          <w:p>
+            <w:pPr>
+              <w:jc w:val="center"/>
+              <w:rPr>
+                <w:rFonts w:ascii="TH SarabunPSK" w:hAnsi="TH SarabunPSK" w:cs="TH SarabunPSK"/>
+                <w:sz w:val="32"/>
+                <w:szCs w:val="32"/>
+              </w:rPr>
+            </w:pPr>
+            <w:r>
+              <w:rPr>
+                <w:rFonts w:ascii="TH SarabunPSK" w:hAnsi="TH SarabunPSK" w:cs="TH SarabunPSK"/>
+                <w:sz w:val="32"/>
+                <w:szCs w:val="32"/>
+              </w:rPr>
+              <w:lastRenderedPageBreak/>
               <w:t>Temperature: 273.15</w:t>
             </w:r>
             <w:r>
@@ -3847,18 +3627,8 @@
                 <w:sz w:val="32"/>
                 <w:szCs w:val="32"/>
               </w:rPr>
-              <w:t xml:space="preserve">000000 </w:t>
-            </w:r>
-            <w:proofErr w:type="gramStart"/>
-            <w:r>
-              <w:rPr>
-                <w:rFonts w:ascii="TH SarabunPSK" w:hAnsi="TH SarabunPSK" w:cs="TH SarabunPSK"/>
-                <w:sz w:val="32"/>
-                <w:szCs w:val="32"/>
-              </w:rPr>
-              <w:t>kilogram</w:t>
-            </w:r>
-            <w:proofErr w:type="gramEnd"/>
+              <w:t>000000 kilogram</w:t>
+            </w:r>
           </w:p>
         </w:tc>
         <w:tc>
@@ -4697,21 +4467,12 @@
     <w:r>
       <w:t>_____</w:t>
     </w:r>
-    <w:proofErr w:type="spellStart"/>
     <w:r>
       <w:rPr>
         <w:rFonts w:hint="cs"/>
         <w:cs/>
       </w:rPr>
-      <w:t>ปิ</w:t>
-    </w:r>
-    <w:proofErr w:type="spellEnd"/>
-    <w:r>
-      <w:rPr>
-        <w:rFonts w:hint="cs"/>
-        <w:cs/>
-      </w:rPr>
-      <w:t>ยะพล ตุ่นป่า</w:t>
+      <w:t>ปิยะพล ตุ่นป่า</w:t>
     </w:r>
     <w:r>
       <w:t>_</w:t>
@@ -5150,6 +4911,7 @@
   <w:style w:type="character" w:default="1" w:styleId="DefaultParagraphFont">
     <w:name w:val="Default Paragraph Font"/>
     <w:uiPriority w:val="1"/>
+    <w:semiHidden/>
     <w:unhideWhenUsed/>
   </w:style>
   <w:style w:type="table" w:default="1" w:styleId="TableNormal">
